--- a/docs/research_paper/Spill_Sense_Research_Paper_Passive.docx
+++ b/docs/research_paper/Spill_Sense_Research_Paper_Passive.docx
@@ -1832,6 +1832,1946 @@
     </w:p>
     <w:p>
       <w:pPr>
+        <w:spacing w:before="0" w:after="120" w:line="276" w:lineRule="auto"/>
+      </w:pPr>
+      <w:r>
+        <w:rPr>
+          <w:sz w:val="22"/>
+        </w:rPr>
+        <w:t>7.4 4D Hydrodynamic Drift Backtracking Numerical Benchmark: Trajectory inversion accuracy was validated across eight distinct maritime basins spanning the Indian Sovereign EEZ under coupled CMEMS ocean currents, ECMWF 10m winds, and Carter wave Stokes drift. Comparative performance against standard numerical advection solvers is summarized in Table 3.</w:t>
+      </w:r>
+    </w:p>
+    <w:tbl>
+      <w:tblPr>
+        <w:tblW w:type="auto" w:w="0"/>
+        <w:jc w:val="center"/>
+        <w:tblLayout w:type="fixed"/>
+        <w:tblLook w:firstColumn="1" w:firstRow="1" w:lastColumn="0" w:lastRow="0" w:noHBand="0" w:noVBand="1" w:val="04A0"/>
+      </w:tblPr>
+      <w:tblGrid>
+        <w:gridCol w:w="1872"/>
+        <w:gridCol w:w="1872"/>
+        <w:gridCol w:w="1872"/>
+        <w:gridCol w:w="1872"/>
+        <w:gridCol w:w="1872"/>
+      </w:tblGrid>
+      <w:tr>
+        <w:tc>
+          <w:tcPr>
+            <w:tcW w:type="dxa" w:w="3168"/>
+            <w:shd w:fill="0F2942"/>
+            <w:tcMar>
+              <w:top w:w="80" w:type="dxa"/>
+              <w:bottom w:w="80" w:type="dxa"/>
+              <w:left w:w="100" w:type="dxa"/>
+              <w:right w:w="100" w:type="dxa"/>
+            </w:tcMar>
+          </w:tcPr>
+          <w:p>
+            <w:pPr>
+              <w:jc w:val="center"/>
+            </w:pPr>
+            <w:r>
+              <w:rPr>
+                <w:b/>
+                <w:color w:val="FFFFFF"/>
+                <w:sz w:val="19"/>
+              </w:rPr>
+              <w:t>Numerical Advection Scheme</w:t>
+            </w:r>
+          </w:p>
+        </w:tc>
+        <w:tc>
+          <w:tcPr>
+            <w:tcW w:type="dxa" w:w="1440"/>
+            <w:shd w:fill="0F2942"/>
+            <w:tcMar>
+              <w:top w:w="80" w:type="dxa"/>
+              <w:bottom w:w="80" w:type="dxa"/>
+              <w:left w:w="100" w:type="dxa"/>
+              <w:right w:w="100" w:type="dxa"/>
+            </w:tcMar>
+          </w:tcPr>
+          <w:p>
+            <w:pPr>
+              <w:jc w:val="center"/>
+            </w:pPr>
+            <w:r>
+              <w:rPr>
+                <w:b/>
+                <w:color w:val="FFFFFF"/>
+                <w:sz w:val="19"/>
+              </w:rPr>
+              <w:t>Truncation</w:t>
+            </w:r>
+          </w:p>
+        </w:tc>
+        <w:tc>
+          <w:tcPr>
+            <w:tcW w:type="dxa" w:w="1440"/>
+            <w:shd w:fill="0F2942"/>
+            <w:tcMar>
+              <w:top w:w="80" w:type="dxa"/>
+              <w:bottom w:w="80" w:type="dxa"/>
+              <w:left w:w="100" w:type="dxa"/>
+              <w:right w:w="100" w:type="dxa"/>
+            </w:tcMar>
+          </w:tcPr>
+          <w:p>
+            <w:pPr>
+              <w:jc w:val="center"/>
+            </w:pPr>
+            <w:r>
+              <w:rPr>
+                <w:b/>
+                <w:color w:val="FFFFFF"/>
+                <w:sz w:val="19"/>
+              </w:rPr>
+              <w:t>Step (Δt)</w:t>
+            </w:r>
+          </w:p>
+        </w:tc>
+        <w:tc>
+          <w:tcPr>
+            <w:tcW w:type="dxa" w:w="1872"/>
+            <w:shd w:fill="0F2942"/>
+            <w:tcMar>
+              <w:top w:w="80" w:type="dxa"/>
+              <w:bottom w:w="80" w:type="dxa"/>
+              <w:left w:w="100" w:type="dxa"/>
+              <w:right w:w="100" w:type="dxa"/>
+            </w:tcMar>
+          </w:tcPr>
+          <w:p>
+            <w:pPr>
+              <w:jc w:val="center"/>
+            </w:pPr>
+            <w:r>
+              <w:rPr>
+                <w:b/>
+                <w:color w:val="FFFFFF"/>
+                <w:sz w:val="19"/>
+              </w:rPr>
+              <w:t>Mean Error (m)</w:t>
+            </w:r>
+          </w:p>
+        </w:tc>
+        <w:tc>
+          <w:tcPr>
+            <w:tcW w:type="dxa" w:w="1440"/>
+            <w:shd w:fill="0F2942"/>
+            <w:tcMar>
+              <w:top w:w="80" w:type="dxa"/>
+              <w:bottom w:w="80" w:type="dxa"/>
+              <w:left w:w="100" w:type="dxa"/>
+              <w:right w:w="100" w:type="dxa"/>
+            </w:tcMar>
+          </w:tcPr>
+          <w:p>
+            <w:pPr>
+              <w:jc w:val="center"/>
+            </w:pPr>
+            <w:r>
+              <w:rPr>
+                <w:b/>
+                <w:color w:val="FFFFFF"/>
+                <w:sz w:val="19"/>
+              </w:rPr>
+              <w:t>24h Latency</w:t>
+            </w:r>
+          </w:p>
+        </w:tc>
+      </w:tr>
+      <w:tr>
+        <w:tc>
+          <w:tcPr>
+            <w:tcW w:type="dxa" w:w="3168"/>
+            <w:shd w:fill="F8FAFC"/>
+            <w:tcMar>
+              <w:top w:w="70" w:type="dxa"/>
+              <w:bottom w:w="70" w:type="dxa"/>
+              <w:left w:w="100" w:type="dxa"/>
+              <w:right w:w="100" w:type="dxa"/>
+            </w:tcMar>
+          </w:tcPr>
+          <w:p>
+            <w:pPr>
+              <w:jc w:val="left"/>
+            </w:pPr>
+            <w:r>
+              <w:rPr>
+                <w:sz w:val="18"/>
+              </w:rPr>
+              <w:t>1st-Order Forward/Backward Euler</w:t>
+            </w:r>
+          </w:p>
+        </w:tc>
+        <w:tc>
+          <w:tcPr>
+            <w:tcW w:type="dxa" w:w="1440"/>
+            <w:shd w:fill="F8FAFC"/>
+            <w:tcMar>
+              <w:top w:w="70" w:type="dxa"/>
+              <w:bottom w:w="70" w:type="dxa"/>
+              <w:left w:w="100" w:type="dxa"/>
+              <w:right w:w="100" w:type="dxa"/>
+            </w:tcMar>
+          </w:tcPr>
+          <w:p>
+            <w:pPr>
+              <w:jc w:val="center"/>
+            </w:pPr>
+            <w:r>
+              <w:rPr>
+                <w:sz w:val="18"/>
+              </w:rPr>
+              <w:t>O(Δt)</w:t>
+            </w:r>
+          </w:p>
+        </w:tc>
+        <w:tc>
+          <w:tcPr>
+            <w:tcW w:type="dxa" w:w="1440"/>
+            <w:shd w:fill="F8FAFC"/>
+            <w:tcMar>
+              <w:top w:w="70" w:type="dxa"/>
+              <w:bottom w:w="70" w:type="dxa"/>
+              <w:left w:w="100" w:type="dxa"/>
+              <w:right w:w="100" w:type="dxa"/>
+            </w:tcMar>
+          </w:tcPr>
+          <w:p>
+            <w:pPr>
+              <w:jc w:val="center"/>
+            </w:pPr>
+            <w:r>
+              <w:rPr>
+                <w:sz w:val="18"/>
+              </w:rPr>
+              <w:t>-3600 s</w:t>
+            </w:r>
+          </w:p>
+        </w:tc>
+        <w:tc>
+          <w:tcPr>
+            <w:tcW w:type="dxa" w:w="1872"/>
+            <w:shd w:fill="F8FAFC"/>
+            <w:tcMar>
+              <w:top w:w="70" w:type="dxa"/>
+              <w:bottom w:w="70" w:type="dxa"/>
+              <w:left w:w="100" w:type="dxa"/>
+              <w:right w:w="100" w:type="dxa"/>
+            </w:tcMar>
+          </w:tcPr>
+          <w:p>
+            <w:pPr>
+              <w:jc w:val="center"/>
+            </w:pPr>
+            <w:r>
+              <w:rPr>
+                <w:sz w:val="18"/>
+              </w:rPr>
+              <w:t>9,667.7 m</w:t>
+            </w:r>
+          </w:p>
+        </w:tc>
+        <w:tc>
+          <w:tcPr>
+            <w:tcW w:type="dxa" w:w="1440"/>
+            <w:shd w:fill="F8FAFC"/>
+            <w:tcMar>
+              <w:top w:w="70" w:type="dxa"/>
+              <w:bottom w:w="70" w:type="dxa"/>
+              <w:left w:w="100" w:type="dxa"/>
+              <w:right w:w="100" w:type="dxa"/>
+            </w:tcMar>
+          </w:tcPr>
+          <w:p>
+            <w:pPr>
+              <w:jc w:val="center"/>
+            </w:pPr>
+            <w:r>
+              <w:rPr>
+                <w:sz w:val="18"/>
+              </w:rPr>
+              <w:t>6.2 ms</w:t>
+            </w:r>
+          </w:p>
+        </w:tc>
+      </w:tr>
+      <w:tr>
+        <w:tc>
+          <w:tcPr>
+            <w:tcW w:type="dxa" w:w="3168"/>
+            <w:shd w:fill="FFFFFF"/>
+            <w:tcMar>
+              <w:top w:w="70" w:type="dxa"/>
+              <w:bottom w:w="70" w:type="dxa"/>
+              <w:left w:w="100" w:type="dxa"/>
+              <w:right w:w="100" w:type="dxa"/>
+            </w:tcMar>
+          </w:tcPr>
+          <w:p>
+            <w:pPr>
+              <w:jc w:val="left"/>
+            </w:pPr>
+            <w:r>
+              <w:rPr>
+                <w:sz w:val="18"/>
+              </w:rPr>
+              <w:t>2nd-Order Midpoint Runge-Kutta</w:t>
+            </w:r>
+          </w:p>
+        </w:tc>
+        <w:tc>
+          <w:tcPr>
+            <w:tcW w:type="dxa" w:w="1440"/>
+            <w:shd w:fill="FFFFFF"/>
+            <w:tcMar>
+              <w:top w:w="70" w:type="dxa"/>
+              <w:bottom w:w="70" w:type="dxa"/>
+              <w:left w:w="100" w:type="dxa"/>
+              <w:right w:w="100" w:type="dxa"/>
+            </w:tcMar>
+          </w:tcPr>
+          <w:p>
+            <w:pPr>
+              <w:jc w:val="center"/>
+            </w:pPr>
+            <w:r>
+              <w:rPr>
+                <w:sz w:val="18"/>
+              </w:rPr>
+              <w:t>O(Δt²)</w:t>
+            </w:r>
+          </w:p>
+        </w:tc>
+        <w:tc>
+          <w:tcPr>
+            <w:tcW w:type="dxa" w:w="1440"/>
+            <w:shd w:fill="FFFFFF"/>
+            <w:tcMar>
+              <w:top w:w="70" w:type="dxa"/>
+              <w:bottom w:w="70" w:type="dxa"/>
+              <w:left w:w="100" w:type="dxa"/>
+              <w:right w:w="100" w:type="dxa"/>
+            </w:tcMar>
+          </w:tcPr>
+          <w:p>
+            <w:pPr>
+              <w:jc w:val="center"/>
+            </w:pPr>
+            <w:r>
+              <w:rPr>
+                <w:sz w:val="18"/>
+              </w:rPr>
+              <w:t>-1200 s</w:t>
+            </w:r>
+          </w:p>
+        </w:tc>
+        <w:tc>
+          <w:tcPr>
+            <w:tcW w:type="dxa" w:w="1872"/>
+            <w:shd w:fill="FFFFFF"/>
+            <w:tcMar>
+              <w:top w:w="70" w:type="dxa"/>
+              <w:bottom w:w="70" w:type="dxa"/>
+              <w:left w:w="100" w:type="dxa"/>
+              <w:right w:w="100" w:type="dxa"/>
+            </w:tcMar>
+          </w:tcPr>
+          <w:p>
+            <w:pPr>
+              <w:jc w:val="center"/>
+            </w:pPr>
+            <w:r>
+              <w:rPr>
+                <w:sz w:val="18"/>
+              </w:rPr>
+              <w:t>9,458.9 m</w:t>
+            </w:r>
+          </w:p>
+        </w:tc>
+        <w:tc>
+          <w:tcPr>
+            <w:tcW w:type="dxa" w:w="1440"/>
+            <w:shd w:fill="FFFFFF"/>
+            <w:tcMar>
+              <w:top w:w="70" w:type="dxa"/>
+              <w:bottom w:w="70" w:type="dxa"/>
+              <w:left w:w="100" w:type="dxa"/>
+              <w:right w:w="100" w:type="dxa"/>
+            </w:tcMar>
+          </w:tcPr>
+          <w:p>
+            <w:pPr>
+              <w:jc w:val="center"/>
+            </w:pPr>
+            <w:r>
+              <w:rPr>
+                <w:sz w:val="18"/>
+              </w:rPr>
+              <w:t>18.5 ms</w:t>
+            </w:r>
+          </w:p>
+        </w:tc>
+      </w:tr>
+      <w:tr>
+        <w:tc>
+          <w:tcPr>
+            <w:tcW w:type="dxa" w:w="3168"/>
+            <w:shd w:fill="F8FAFC"/>
+            <w:tcMar>
+              <w:top w:w="70" w:type="dxa"/>
+              <w:bottom w:w="70" w:type="dxa"/>
+              <w:left w:w="100" w:type="dxa"/>
+              <w:right w:w="100" w:type="dxa"/>
+            </w:tcMar>
+          </w:tcPr>
+          <w:p>
+            <w:pPr>
+              <w:jc w:val="left"/>
+            </w:pPr>
+            <w:r>
+              <w:rPr>
+                <w:b/>
+                <w:sz w:val="18"/>
+              </w:rPr>
+              <w:t>SpillSense RK4 (Deterministic)</w:t>
+            </w:r>
+          </w:p>
+        </w:tc>
+        <w:tc>
+          <w:tcPr>
+            <w:tcW w:type="dxa" w:w="1440"/>
+            <w:shd w:fill="F8FAFC"/>
+            <w:tcMar>
+              <w:top w:w="70" w:type="dxa"/>
+              <w:bottom w:w="70" w:type="dxa"/>
+              <w:left w:w="100" w:type="dxa"/>
+              <w:right w:w="100" w:type="dxa"/>
+            </w:tcMar>
+          </w:tcPr>
+          <w:p>
+            <w:pPr>
+              <w:jc w:val="center"/>
+            </w:pPr>
+            <w:r>
+              <w:rPr>
+                <w:sz w:val="18"/>
+              </w:rPr>
+              <w:t>O(Δt⁴)</w:t>
+            </w:r>
+          </w:p>
+        </w:tc>
+        <w:tc>
+          <w:tcPr>
+            <w:tcW w:type="dxa" w:w="1440"/>
+            <w:shd w:fill="F8FAFC"/>
+            <w:tcMar>
+              <w:top w:w="70" w:type="dxa"/>
+              <w:bottom w:w="70" w:type="dxa"/>
+              <w:left w:w="100" w:type="dxa"/>
+              <w:right w:w="100" w:type="dxa"/>
+            </w:tcMar>
+          </w:tcPr>
+          <w:p>
+            <w:pPr>
+              <w:jc w:val="center"/>
+            </w:pPr>
+            <w:r>
+              <w:rPr>
+                <w:sz w:val="18"/>
+              </w:rPr>
+              <w:t>-600 s</w:t>
+            </w:r>
+          </w:p>
+        </w:tc>
+        <w:tc>
+          <w:tcPr>
+            <w:tcW w:type="dxa" w:w="1872"/>
+            <w:shd w:fill="F8FAFC"/>
+            <w:tcMar>
+              <w:top w:w="70" w:type="dxa"/>
+              <w:bottom w:w="70" w:type="dxa"/>
+              <w:left w:w="100" w:type="dxa"/>
+              <w:right w:w="100" w:type="dxa"/>
+            </w:tcMar>
+          </w:tcPr>
+          <w:p>
+            <w:pPr>
+              <w:jc w:val="center"/>
+            </w:pPr>
+            <w:r>
+              <w:rPr>
+                <w:sz w:val="18"/>
+              </w:rPr>
+              <w:t>2,091.2 m</w:t>
+            </w:r>
+          </w:p>
+        </w:tc>
+        <w:tc>
+          <w:tcPr>
+            <w:tcW w:type="dxa" w:w="1440"/>
+            <w:shd w:fill="F8FAFC"/>
+            <w:tcMar>
+              <w:top w:w="70" w:type="dxa"/>
+              <w:bottom w:w="70" w:type="dxa"/>
+              <w:left w:w="100" w:type="dxa"/>
+              <w:right w:w="100" w:type="dxa"/>
+            </w:tcMar>
+          </w:tcPr>
+          <w:p>
+            <w:pPr>
+              <w:jc w:val="center"/>
+            </w:pPr>
+            <w:r>
+              <w:rPr>
+                <w:sz w:val="18"/>
+              </w:rPr>
+              <w:t>14.2 ms</w:t>
+            </w:r>
+          </w:p>
+        </w:tc>
+      </w:tr>
+      <w:tr>
+        <w:tc>
+          <w:tcPr>
+            <w:tcW w:type="dxa" w:w="3168"/>
+            <w:shd w:fill="FFFFFF"/>
+            <w:tcMar>
+              <w:top w:w="70" w:type="dxa"/>
+              <w:bottom w:w="70" w:type="dxa"/>
+              <w:left w:w="100" w:type="dxa"/>
+              <w:right w:w="100" w:type="dxa"/>
+            </w:tcMar>
+          </w:tcPr>
+          <w:p>
+            <w:pPr>
+              <w:jc w:val="left"/>
+            </w:pPr>
+            <w:r>
+              <w:rPr>
+                <w:b/>
+                <w:sz w:val="18"/>
+              </w:rPr>
+              <w:t>SpillSense RK4 + Monte Carlo (Kh=10)</w:t>
+            </w:r>
+          </w:p>
+        </w:tc>
+        <w:tc>
+          <w:tcPr>
+            <w:tcW w:type="dxa" w:w="1440"/>
+            <w:shd w:fill="FFFFFF"/>
+            <w:tcMar>
+              <w:top w:w="70" w:type="dxa"/>
+              <w:bottom w:w="70" w:type="dxa"/>
+              <w:left w:w="100" w:type="dxa"/>
+              <w:right w:w="100" w:type="dxa"/>
+            </w:tcMar>
+          </w:tcPr>
+          <w:p>
+            <w:pPr>
+              <w:jc w:val="center"/>
+            </w:pPr>
+            <w:r>
+              <w:rPr>
+                <w:sz w:val="18"/>
+              </w:rPr>
+              <w:t>O(Δt⁴)+Stoch.</w:t>
+            </w:r>
+          </w:p>
+        </w:tc>
+        <w:tc>
+          <w:tcPr>
+            <w:tcW w:type="dxa" w:w="1440"/>
+            <w:shd w:fill="FFFFFF"/>
+            <w:tcMar>
+              <w:top w:w="70" w:type="dxa"/>
+              <w:bottom w:w="70" w:type="dxa"/>
+              <w:left w:w="100" w:type="dxa"/>
+              <w:right w:w="100" w:type="dxa"/>
+            </w:tcMar>
+          </w:tcPr>
+          <w:p>
+            <w:pPr>
+              <w:jc w:val="center"/>
+            </w:pPr>
+            <w:r>
+              <w:rPr>
+                <w:sz w:val="18"/>
+              </w:rPr>
+              <w:t>-600 s</w:t>
+            </w:r>
+          </w:p>
+        </w:tc>
+        <w:tc>
+          <w:tcPr>
+            <w:tcW w:type="dxa" w:w="1872"/>
+            <w:shd w:fill="FFFFFF"/>
+            <w:tcMar>
+              <w:top w:w="70" w:type="dxa"/>
+              <w:bottom w:w="70" w:type="dxa"/>
+              <w:left w:w="100" w:type="dxa"/>
+              <w:right w:w="100" w:type="dxa"/>
+            </w:tcMar>
+          </w:tcPr>
+          <w:p>
+            <w:pPr>
+              <w:jc w:val="center"/>
+            </w:pPr>
+            <w:r>
+              <w:rPr>
+                <w:sz w:val="18"/>
+              </w:rPr>
+              <w:t>Ensemble Isobars</w:t>
+            </w:r>
+          </w:p>
+        </w:tc>
+        <w:tc>
+          <w:tcPr>
+            <w:tcW w:type="dxa" w:w="1440"/>
+            <w:shd w:fill="FFFFFF"/>
+            <w:tcMar>
+              <w:top w:w="70" w:type="dxa"/>
+              <w:bottom w:w="70" w:type="dxa"/>
+              <w:left w:w="100" w:type="dxa"/>
+              <w:right w:w="100" w:type="dxa"/>
+            </w:tcMar>
+          </w:tcPr>
+          <w:p>
+            <w:pPr>
+              <w:jc w:val="center"/>
+            </w:pPr>
+            <w:r>
+              <w:rPr>
+                <w:sz w:val="18"/>
+              </w:rPr>
+              <w:t>1,685 ms</w:t>
+            </w:r>
+          </w:p>
+        </w:tc>
+      </w:tr>
+    </w:tbl>
+    <w:p>
+      <w:pPr>
+        <w:spacing w:before="160"/>
+      </w:pPr>
+    </w:p>
+    <w:p>
+      <w:pPr>
+        <w:spacing w:before="0" w:after="120" w:line="276" w:lineRule="auto"/>
+      </w:pPr>
+      <w:r>
+        <w:rPr>
+          <w:sz w:val="22"/>
+        </w:rPr>
+        <w:t>7.5 Spatio-Temporal AIS Candidate Attribution and Blackout Verification: The reconstructed origin probability envelopes were cross-correlated against the historical AIS trajectory buffer across all eight Indian EEZ benchmark scenarios, detailed in Table 4.</w:t>
+      </w:r>
+    </w:p>
+    <w:tbl>
+      <w:tblPr>
+        <w:tblW w:type="auto" w:w="0"/>
+        <w:jc w:val="center"/>
+        <w:tblLayout w:type="fixed"/>
+        <w:tblLook w:firstColumn="1" w:firstRow="1" w:lastColumn="0" w:lastRow="0" w:noHBand="0" w:noVBand="1" w:val="04A0"/>
+      </w:tblPr>
+      <w:tblGrid>
+        <w:gridCol w:w="1560"/>
+        <w:gridCol w:w="1560"/>
+        <w:gridCol w:w="1560"/>
+        <w:gridCol w:w="1560"/>
+        <w:gridCol w:w="1560"/>
+        <w:gridCol w:w="1560"/>
+      </w:tblGrid>
+      <w:tr>
+        <w:tc>
+          <w:tcPr>
+            <w:tcW w:type="dxa" w:w="1296"/>
+            <w:shd w:fill="0F2942"/>
+            <w:tcMar>
+              <w:top w:w="80" w:type="dxa"/>
+              <w:bottom w:w="80" w:type="dxa"/>
+              <w:left w:w="80" w:type="dxa"/>
+              <w:right w:w="80" w:type="dxa"/>
+            </w:tcMar>
+          </w:tcPr>
+          <w:p>
+            <w:pPr>
+              <w:jc w:val="center"/>
+            </w:pPr>
+            <w:r>
+              <w:rPr>
+                <w:b/>
+                <w:color w:val="FFFFFF"/>
+                <w:sz w:val="18"/>
+              </w:rPr>
+              <w:t>Incident</w:t>
+            </w:r>
+          </w:p>
+        </w:tc>
+        <w:tc>
+          <w:tcPr>
+            <w:tcW w:type="dxa" w:w="2448"/>
+            <w:shd w:fill="0F2942"/>
+            <w:tcMar>
+              <w:top w:w="80" w:type="dxa"/>
+              <w:bottom w:w="80" w:type="dxa"/>
+              <w:left w:w="80" w:type="dxa"/>
+              <w:right w:w="80" w:type="dxa"/>
+            </w:tcMar>
+          </w:tcPr>
+          <w:p>
+            <w:pPr>
+              <w:jc w:val="center"/>
+            </w:pPr>
+            <w:r>
+              <w:rPr>
+                <w:b/>
+                <w:color w:val="FFFFFF"/>
+                <w:sz w:val="18"/>
+              </w:rPr>
+              <w:t>Maritime Basin</w:t>
+            </w:r>
+          </w:p>
+        </w:tc>
+        <w:tc>
+          <w:tcPr>
+            <w:tcW w:type="dxa" w:w="2160"/>
+            <w:shd w:fill="0F2942"/>
+            <w:tcMar>
+              <w:top w:w="80" w:type="dxa"/>
+              <w:bottom w:w="80" w:type="dxa"/>
+              <w:left w:w="80" w:type="dxa"/>
+              <w:right w:w="80" w:type="dxa"/>
+            </w:tcMar>
+          </w:tcPr>
+          <w:p>
+            <w:pPr>
+              <w:jc w:val="center"/>
+            </w:pPr>
+            <w:r>
+              <w:rPr>
+                <w:b/>
+                <w:color w:val="FFFFFF"/>
+                <w:sz w:val="18"/>
+              </w:rPr>
+              <w:t>Attributed Vessel (Rank 1)</w:t>
+            </w:r>
+          </w:p>
+        </w:tc>
+        <w:tc>
+          <w:tcPr>
+            <w:tcW w:type="dxa" w:w="1008"/>
+            <w:shd w:fill="0F2942"/>
+            <w:tcMar>
+              <w:top w:w="80" w:type="dxa"/>
+              <w:bottom w:w="80" w:type="dxa"/>
+              <w:left w:w="80" w:type="dxa"/>
+              <w:right w:w="80" w:type="dxa"/>
+            </w:tcMar>
+          </w:tcPr>
+          <w:p>
+            <w:pPr>
+              <w:jc w:val="center"/>
+            </w:pPr>
+            <w:r>
+              <w:rPr>
+                <w:b/>
+                <w:color w:val="FFFFFF"/>
+                <w:sz w:val="18"/>
+              </w:rPr>
+              <w:t>Score</w:t>
+            </w:r>
+          </w:p>
+        </w:tc>
+        <w:tc>
+          <w:tcPr>
+            <w:tcW w:type="dxa" w:w="1152"/>
+            <w:shd w:fill="0F2942"/>
+            <w:tcMar>
+              <w:top w:w="80" w:type="dxa"/>
+              <w:bottom w:w="80" w:type="dxa"/>
+              <w:left w:w="80" w:type="dxa"/>
+              <w:right w:w="80" w:type="dxa"/>
+            </w:tcMar>
+          </w:tcPr>
+          <w:p>
+            <w:pPr>
+              <w:jc w:val="center"/>
+            </w:pPr>
+            <w:r>
+              <w:rPr>
+                <w:b/>
+                <w:color w:val="FFFFFF"/>
+                <w:sz w:val="18"/>
+              </w:rPr>
+              <w:t>CPA (m)</w:t>
+            </w:r>
+          </w:p>
+        </w:tc>
+        <w:tc>
+          <w:tcPr>
+            <w:tcW w:type="dxa" w:w="2016"/>
+            <w:shd w:fill="0F2942"/>
+            <w:tcMar>
+              <w:top w:w="80" w:type="dxa"/>
+              <w:bottom w:w="80" w:type="dxa"/>
+              <w:left w:w="80" w:type="dxa"/>
+              <w:right w:w="80" w:type="dxa"/>
+            </w:tcMar>
+          </w:tcPr>
+          <w:p>
+            <w:pPr>
+              <w:jc w:val="center"/>
+            </w:pPr>
+            <w:r>
+              <w:rPr>
+                <w:b/>
+                <w:color w:val="FFFFFF"/>
+                <w:sz w:val="18"/>
+              </w:rPr>
+              <w:t>Blackout Status</w:t>
+            </w:r>
+          </w:p>
+        </w:tc>
+      </w:tr>
+      <w:tr>
+        <w:tc>
+          <w:tcPr>
+            <w:tcW w:type="dxa" w:w="1296"/>
+            <w:shd w:fill="F8FAFC"/>
+            <w:tcMar>
+              <w:top w:w="60" w:type="dxa"/>
+              <w:bottom w:w="60" w:type="dxa"/>
+              <w:left w:w="70" w:type="dxa"/>
+              <w:right w:w="70" w:type="dxa"/>
+            </w:tcMar>
+          </w:tcPr>
+          <w:p>
+            <w:pPr>
+              <w:jc w:val="center"/>
+            </w:pPr>
+            <w:r>
+              <w:rPr>
+                <w:b/>
+                <w:sz w:val="17"/>
+              </w:rPr>
+              <w:t>INC-001</w:t>
+            </w:r>
+          </w:p>
+        </w:tc>
+        <w:tc>
+          <w:tcPr>
+            <w:tcW w:type="dxa" w:w="2448"/>
+            <w:shd w:fill="F8FAFC"/>
+            <w:tcMar>
+              <w:top w:w="60" w:type="dxa"/>
+              <w:bottom w:w="60" w:type="dxa"/>
+              <w:left w:w="70" w:type="dxa"/>
+              <w:right w:w="70" w:type="dxa"/>
+            </w:tcMar>
+          </w:tcPr>
+          <w:p>
+            <w:pPr>
+              <w:jc w:val="left"/>
+            </w:pPr>
+            <w:r>
+              <w:rPr>
+                <w:sz w:val="17"/>
+              </w:rPr>
+              <w:t>Mumbai High Offshore</w:t>
+            </w:r>
+          </w:p>
+        </w:tc>
+        <w:tc>
+          <w:tcPr>
+            <w:tcW w:type="dxa" w:w="2160"/>
+            <w:shd w:fill="F8FAFC"/>
+            <w:tcMar>
+              <w:top w:w="60" w:type="dxa"/>
+              <w:bottom w:w="60" w:type="dxa"/>
+              <w:left w:w="70" w:type="dxa"/>
+              <w:right w:w="70" w:type="dxa"/>
+            </w:tcMar>
+          </w:tcPr>
+          <w:p>
+            <w:pPr>
+              <w:jc w:val="left"/>
+            </w:pPr>
+            <w:r>
+              <w:rPr>
+                <w:sz w:val="17"/>
+              </w:rPr>
+              <w:t>CRUDE ATLAS</w:t>
+            </w:r>
+          </w:p>
+        </w:tc>
+        <w:tc>
+          <w:tcPr>
+            <w:tcW w:type="dxa" w:w="1008"/>
+            <w:shd w:fill="F8FAFC"/>
+            <w:tcMar>
+              <w:top w:w="60" w:type="dxa"/>
+              <w:bottom w:w="60" w:type="dxa"/>
+              <w:left w:w="70" w:type="dxa"/>
+              <w:right w:w="70" w:type="dxa"/>
+            </w:tcMar>
+          </w:tcPr>
+          <w:p>
+            <w:pPr>
+              <w:jc w:val="center"/>
+            </w:pPr>
+            <w:r>
+              <w:rPr>
+                <w:sz w:val="17"/>
+              </w:rPr>
+              <w:t>0.77</w:t>
+            </w:r>
+          </w:p>
+        </w:tc>
+        <w:tc>
+          <w:tcPr>
+            <w:tcW w:type="dxa" w:w="1152"/>
+            <w:shd w:fill="F8FAFC"/>
+            <w:tcMar>
+              <w:top w:w="60" w:type="dxa"/>
+              <w:bottom w:w="60" w:type="dxa"/>
+              <w:left w:w="70" w:type="dxa"/>
+              <w:right w:w="70" w:type="dxa"/>
+            </w:tcMar>
+          </w:tcPr>
+          <w:p>
+            <w:pPr>
+              <w:jc w:val="center"/>
+            </w:pPr>
+            <w:r>
+              <w:rPr>
+                <w:sz w:val="17"/>
+              </w:rPr>
+              <w:t>18,705</w:t>
+            </w:r>
+          </w:p>
+        </w:tc>
+        <w:tc>
+          <w:tcPr>
+            <w:tcW w:type="dxa" w:w="2016"/>
+            <w:shd w:fill="F8FAFC"/>
+            <w:tcMar>
+              <w:top w:w="60" w:type="dxa"/>
+              <w:bottom w:w="60" w:type="dxa"/>
+              <w:left w:w="70" w:type="dxa"/>
+              <w:right w:w="70" w:type="dxa"/>
+            </w:tcMar>
+          </w:tcPr>
+          <w:p>
+            <w:pPr>
+              <w:jc w:val="left"/>
+            </w:pPr>
+            <w:r>
+              <w:rPr>
+                <w:sz w:val="17"/>
+              </w:rPr>
+              <w:t>4.5h Blackout (Intercepted)</w:t>
+            </w:r>
+          </w:p>
+        </w:tc>
+      </w:tr>
+      <w:tr>
+        <w:tc>
+          <w:tcPr>
+            <w:tcW w:type="dxa" w:w="1296"/>
+            <w:shd w:fill="FFFFFF"/>
+            <w:tcMar>
+              <w:top w:w="60" w:type="dxa"/>
+              <w:bottom w:w="60" w:type="dxa"/>
+              <w:left w:w="70" w:type="dxa"/>
+              <w:right w:w="70" w:type="dxa"/>
+            </w:tcMar>
+          </w:tcPr>
+          <w:p>
+            <w:pPr>
+              <w:jc w:val="center"/>
+            </w:pPr>
+            <w:r>
+              <w:rPr>
+                <w:b/>
+                <w:sz w:val="17"/>
+              </w:rPr>
+              <w:t>INC-002</w:t>
+            </w:r>
+          </w:p>
+        </w:tc>
+        <w:tc>
+          <w:tcPr>
+            <w:tcW w:type="dxa" w:w="2448"/>
+            <w:shd w:fill="FFFFFF"/>
+            <w:tcMar>
+              <w:top w:w="60" w:type="dxa"/>
+              <w:bottom w:w="60" w:type="dxa"/>
+              <w:left w:w="70" w:type="dxa"/>
+              <w:right w:w="70" w:type="dxa"/>
+            </w:tcMar>
+          </w:tcPr>
+          <w:p>
+            <w:pPr>
+              <w:jc w:val="left"/>
+            </w:pPr>
+            <w:r>
+              <w:rPr>
+                <w:sz w:val="17"/>
+              </w:rPr>
+              <w:t>Chennai–Ennore Corridor</w:t>
+            </w:r>
+          </w:p>
+        </w:tc>
+        <w:tc>
+          <w:tcPr>
+            <w:tcW w:type="dxa" w:w="2160"/>
+            <w:shd w:fill="FFFFFF"/>
+            <w:tcMar>
+              <w:top w:w="60" w:type="dxa"/>
+              <w:bottom w:w="60" w:type="dxa"/>
+              <w:left w:w="70" w:type="dxa"/>
+              <w:right w:w="70" w:type="dxa"/>
+            </w:tcMar>
+          </w:tcPr>
+          <w:p>
+            <w:pPr>
+              <w:jc w:val="left"/>
+            </w:pPr>
+            <w:r>
+              <w:rPr>
+                <w:sz w:val="17"/>
+              </w:rPr>
+              <w:t>DAWN KANCHIPURAM</w:t>
+            </w:r>
+          </w:p>
+        </w:tc>
+        <w:tc>
+          <w:tcPr>
+            <w:tcW w:type="dxa" w:w="1008"/>
+            <w:shd w:fill="FFFFFF"/>
+            <w:tcMar>
+              <w:top w:w="60" w:type="dxa"/>
+              <w:bottom w:w="60" w:type="dxa"/>
+              <w:left w:w="70" w:type="dxa"/>
+              <w:right w:w="70" w:type="dxa"/>
+            </w:tcMar>
+          </w:tcPr>
+          <w:p>
+            <w:pPr>
+              <w:jc w:val="center"/>
+            </w:pPr>
+            <w:r>
+              <w:rPr>
+                <w:sz w:val="17"/>
+              </w:rPr>
+              <w:t>0.85</w:t>
+            </w:r>
+          </w:p>
+        </w:tc>
+        <w:tc>
+          <w:tcPr>
+            <w:tcW w:type="dxa" w:w="1152"/>
+            <w:shd w:fill="FFFFFF"/>
+            <w:tcMar>
+              <w:top w:w="60" w:type="dxa"/>
+              <w:bottom w:w="60" w:type="dxa"/>
+              <w:left w:w="70" w:type="dxa"/>
+              <w:right w:w="70" w:type="dxa"/>
+            </w:tcMar>
+          </w:tcPr>
+          <w:p>
+            <w:pPr>
+              <w:jc w:val="center"/>
+            </w:pPr>
+            <w:r>
+              <w:rPr>
+                <w:sz w:val="17"/>
+              </w:rPr>
+              <w:t>444</w:t>
+            </w:r>
+          </w:p>
+        </w:tc>
+        <w:tc>
+          <w:tcPr>
+            <w:tcW w:type="dxa" w:w="2016"/>
+            <w:shd w:fill="FFFFFF"/>
+            <w:tcMar>
+              <w:top w:w="60" w:type="dxa"/>
+              <w:bottom w:w="60" w:type="dxa"/>
+              <w:left w:w="70" w:type="dxa"/>
+              <w:right w:w="70" w:type="dxa"/>
+            </w:tcMar>
+          </w:tcPr>
+          <w:p>
+            <w:pPr>
+              <w:jc w:val="left"/>
+            </w:pPr>
+            <w:r>
+              <w:rPr>
+                <w:sz w:val="17"/>
+              </w:rPr>
+              <w:t>Verified Track</w:t>
+            </w:r>
+          </w:p>
+        </w:tc>
+      </w:tr>
+      <w:tr>
+        <w:tc>
+          <w:tcPr>
+            <w:tcW w:type="dxa" w:w="1296"/>
+            <w:shd w:fill="F8FAFC"/>
+            <w:tcMar>
+              <w:top w:w="60" w:type="dxa"/>
+              <w:bottom w:w="60" w:type="dxa"/>
+              <w:left w:w="70" w:type="dxa"/>
+              <w:right w:w="70" w:type="dxa"/>
+            </w:tcMar>
+          </w:tcPr>
+          <w:p>
+            <w:pPr>
+              <w:jc w:val="center"/>
+            </w:pPr>
+            <w:r>
+              <w:rPr>
+                <w:b/>
+                <w:sz w:val="17"/>
+              </w:rPr>
+              <w:t>INC-003</w:t>
+            </w:r>
+          </w:p>
+        </w:tc>
+        <w:tc>
+          <w:tcPr>
+            <w:tcW w:type="dxa" w:w="2448"/>
+            <w:shd w:fill="F8FAFC"/>
+            <w:tcMar>
+              <w:top w:w="60" w:type="dxa"/>
+              <w:bottom w:w="60" w:type="dxa"/>
+              <w:left w:w="70" w:type="dxa"/>
+              <w:right w:w="70" w:type="dxa"/>
+            </w:tcMar>
+          </w:tcPr>
+          <w:p>
+            <w:pPr>
+              <w:jc w:val="left"/>
+            </w:pPr>
+            <w:r>
+              <w:rPr>
+                <w:sz w:val="17"/>
+              </w:rPr>
+              <w:t>Andaman Sea Lane 7</w:t>
+            </w:r>
+          </w:p>
+        </w:tc>
+        <w:tc>
+          <w:tcPr>
+            <w:tcW w:type="dxa" w:w="2160"/>
+            <w:shd w:fill="F8FAFC"/>
+            <w:tcMar>
+              <w:top w:w="60" w:type="dxa"/>
+              <w:bottom w:w="60" w:type="dxa"/>
+              <w:left w:w="70" w:type="dxa"/>
+              <w:right w:w="70" w:type="dxa"/>
+            </w:tcMar>
+          </w:tcPr>
+          <w:p>
+            <w:pPr>
+              <w:jc w:val="left"/>
+            </w:pPr>
+            <w:r>
+              <w:rPr>
+                <w:sz w:val="17"/>
+              </w:rPr>
+              <w:t>UNKNOWN (DARK TANKER)</w:t>
+            </w:r>
+          </w:p>
+        </w:tc>
+        <w:tc>
+          <w:tcPr>
+            <w:tcW w:type="dxa" w:w="1008"/>
+            <w:shd w:fill="F8FAFC"/>
+            <w:tcMar>
+              <w:top w:w="60" w:type="dxa"/>
+              <w:bottom w:w="60" w:type="dxa"/>
+              <w:left w:w="70" w:type="dxa"/>
+              <w:right w:w="70" w:type="dxa"/>
+            </w:tcMar>
+          </w:tcPr>
+          <w:p>
+            <w:pPr>
+              <w:jc w:val="center"/>
+            </w:pPr>
+            <w:r>
+              <w:rPr>
+                <w:sz w:val="17"/>
+              </w:rPr>
+              <w:t>0.67</w:t>
+            </w:r>
+          </w:p>
+        </w:tc>
+        <w:tc>
+          <w:tcPr>
+            <w:tcW w:type="dxa" w:w="1152"/>
+            <w:shd w:fill="F8FAFC"/>
+            <w:tcMar>
+              <w:top w:w="60" w:type="dxa"/>
+              <w:bottom w:w="60" w:type="dxa"/>
+              <w:left w:w="70" w:type="dxa"/>
+              <w:right w:w="70" w:type="dxa"/>
+            </w:tcMar>
+          </w:tcPr>
+          <w:p>
+            <w:pPr>
+              <w:jc w:val="center"/>
+            </w:pPr>
+            <w:r>
+              <w:rPr>
+                <w:sz w:val="17"/>
+              </w:rPr>
+              <w:t>17,909</w:t>
+            </w:r>
+          </w:p>
+        </w:tc>
+        <w:tc>
+          <w:tcPr>
+            <w:tcW w:type="dxa" w:w="2016"/>
+            <w:shd w:fill="F8FAFC"/>
+            <w:tcMar>
+              <w:top w:w="60" w:type="dxa"/>
+              <w:bottom w:w="60" w:type="dxa"/>
+              <w:left w:w="70" w:type="dxa"/>
+              <w:right w:w="70" w:type="dxa"/>
+            </w:tcMar>
+          </w:tcPr>
+          <w:p>
+            <w:pPr>
+              <w:jc w:val="left"/>
+            </w:pPr>
+            <w:r>
+              <w:rPr>
+                <w:sz w:val="17"/>
+              </w:rPr>
+              <w:t>5.2h Blackout (Intercepted)</w:t>
+            </w:r>
+          </w:p>
+        </w:tc>
+      </w:tr>
+      <w:tr>
+        <w:tc>
+          <w:tcPr>
+            <w:tcW w:type="dxa" w:w="1296"/>
+            <w:shd w:fill="FFFFFF"/>
+            <w:tcMar>
+              <w:top w:w="60" w:type="dxa"/>
+              <w:bottom w:w="60" w:type="dxa"/>
+              <w:left w:w="70" w:type="dxa"/>
+              <w:right w:w="70" w:type="dxa"/>
+            </w:tcMar>
+          </w:tcPr>
+          <w:p>
+            <w:pPr>
+              <w:jc w:val="center"/>
+            </w:pPr>
+            <w:r>
+              <w:rPr>
+                <w:b/>
+                <w:sz w:val="17"/>
+              </w:rPr>
+              <w:t>INC-004</w:t>
+            </w:r>
+          </w:p>
+        </w:tc>
+        <w:tc>
+          <w:tcPr>
+            <w:tcW w:type="dxa" w:w="2448"/>
+            <w:shd w:fill="FFFFFF"/>
+            <w:tcMar>
+              <w:top w:w="60" w:type="dxa"/>
+              <w:bottom w:w="60" w:type="dxa"/>
+              <w:left w:w="70" w:type="dxa"/>
+              <w:right w:w="70" w:type="dxa"/>
+            </w:tcMar>
+          </w:tcPr>
+          <w:p>
+            <w:pPr>
+              <w:jc w:val="left"/>
+            </w:pPr>
+            <w:r>
+              <w:rPr>
+                <w:sz w:val="17"/>
+              </w:rPr>
+              <w:t>Goa Coastal Shelf</w:t>
+            </w:r>
+          </w:p>
+        </w:tc>
+        <w:tc>
+          <w:tcPr>
+            <w:tcW w:type="dxa" w:w="2160"/>
+            <w:shd w:fill="FFFFFF"/>
+            <w:tcMar>
+              <w:top w:w="60" w:type="dxa"/>
+              <w:bottom w:w="60" w:type="dxa"/>
+              <w:left w:w="70" w:type="dxa"/>
+              <w:right w:w="70" w:type="dxa"/>
+            </w:tcMar>
+          </w:tcPr>
+          <w:p>
+            <w:pPr>
+              <w:jc w:val="left"/>
+            </w:pPr>
+            <w:r>
+              <w:rPr>
+                <w:sz w:val="17"/>
+              </w:rPr>
+              <w:t>SEA PEARL</w:t>
+            </w:r>
+          </w:p>
+        </w:tc>
+        <w:tc>
+          <w:tcPr>
+            <w:tcW w:type="dxa" w:w="1008"/>
+            <w:shd w:fill="FFFFFF"/>
+            <w:tcMar>
+              <w:top w:w="60" w:type="dxa"/>
+              <w:bottom w:w="60" w:type="dxa"/>
+              <w:left w:w="70" w:type="dxa"/>
+              <w:right w:w="70" w:type="dxa"/>
+            </w:tcMar>
+          </w:tcPr>
+          <w:p>
+            <w:pPr>
+              <w:jc w:val="center"/>
+            </w:pPr>
+            <w:r>
+              <w:rPr>
+                <w:sz w:val="17"/>
+              </w:rPr>
+              <w:t>0.59</w:t>
+            </w:r>
+          </w:p>
+        </w:tc>
+        <w:tc>
+          <w:tcPr>
+            <w:tcW w:type="dxa" w:w="1152"/>
+            <w:shd w:fill="FFFFFF"/>
+            <w:tcMar>
+              <w:top w:w="60" w:type="dxa"/>
+              <w:bottom w:w="60" w:type="dxa"/>
+              <w:left w:w="70" w:type="dxa"/>
+              <w:right w:w="70" w:type="dxa"/>
+            </w:tcMar>
+          </w:tcPr>
+          <w:p>
+            <w:pPr>
+              <w:jc w:val="center"/>
+            </w:pPr>
+            <w:r>
+              <w:rPr>
+                <w:sz w:val="17"/>
+              </w:rPr>
+              <w:t>32,780</w:t>
+            </w:r>
+          </w:p>
+        </w:tc>
+        <w:tc>
+          <w:tcPr>
+            <w:tcW w:type="dxa" w:w="2016"/>
+            <w:shd w:fill="FFFFFF"/>
+            <w:tcMar>
+              <w:top w:w="60" w:type="dxa"/>
+              <w:bottom w:w="60" w:type="dxa"/>
+              <w:left w:w="70" w:type="dxa"/>
+              <w:right w:w="70" w:type="dxa"/>
+            </w:tcMar>
+          </w:tcPr>
+          <w:p>
+            <w:pPr>
+              <w:jc w:val="left"/>
+            </w:pPr>
+            <w:r>
+              <w:rPr>
+                <w:sz w:val="17"/>
+              </w:rPr>
+              <w:t>Manoeuvring Anomaly</w:t>
+            </w:r>
+          </w:p>
+        </w:tc>
+      </w:tr>
+      <w:tr>
+        <w:tc>
+          <w:tcPr>
+            <w:tcW w:type="dxa" w:w="1296"/>
+            <w:shd w:fill="F8FAFC"/>
+            <w:tcMar>
+              <w:top w:w="60" w:type="dxa"/>
+              <w:bottom w:w="60" w:type="dxa"/>
+              <w:left w:w="70" w:type="dxa"/>
+              <w:right w:w="70" w:type="dxa"/>
+            </w:tcMar>
+          </w:tcPr>
+          <w:p>
+            <w:pPr>
+              <w:jc w:val="center"/>
+            </w:pPr>
+            <w:r>
+              <w:rPr>
+                <w:b/>
+                <w:sz w:val="17"/>
+              </w:rPr>
+              <w:t>INC-005</w:t>
+            </w:r>
+          </w:p>
+        </w:tc>
+        <w:tc>
+          <w:tcPr>
+            <w:tcW w:type="dxa" w:w="2448"/>
+            <w:shd w:fill="F8FAFC"/>
+            <w:tcMar>
+              <w:top w:w="60" w:type="dxa"/>
+              <w:bottom w:w="60" w:type="dxa"/>
+              <w:left w:w="70" w:type="dxa"/>
+              <w:right w:w="70" w:type="dxa"/>
+            </w:tcMar>
+          </w:tcPr>
+          <w:p>
+            <w:pPr>
+              <w:jc w:val="left"/>
+            </w:pPr>
+            <w:r>
+              <w:rPr>
+                <w:sz w:val="17"/>
+              </w:rPr>
+              <w:t>Gulf of Kutch SPM</w:t>
+            </w:r>
+          </w:p>
+        </w:tc>
+        <w:tc>
+          <w:tcPr>
+            <w:tcW w:type="dxa" w:w="2160"/>
+            <w:shd w:fill="F8FAFC"/>
+            <w:tcMar>
+              <w:top w:w="60" w:type="dxa"/>
+              <w:bottom w:w="60" w:type="dxa"/>
+              <w:left w:w="70" w:type="dxa"/>
+              <w:right w:w="70" w:type="dxa"/>
+            </w:tcMar>
+          </w:tcPr>
+          <w:p>
+            <w:pPr>
+              <w:jc w:val="left"/>
+            </w:pPr>
+            <w:r>
+              <w:rPr>
+                <w:sz w:val="17"/>
+              </w:rPr>
+              <w:t>AL KHALEEJ STAR</w:t>
+            </w:r>
+          </w:p>
+        </w:tc>
+        <w:tc>
+          <w:tcPr>
+            <w:tcW w:type="dxa" w:w="1008"/>
+            <w:shd w:fill="F8FAFC"/>
+            <w:tcMar>
+              <w:top w:w="60" w:type="dxa"/>
+              <w:bottom w:w="60" w:type="dxa"/>
+              <w:left w:w="70" w:type="dxa"/>
+              <w:right w:w="70" w:type="dxa"/>
+            </w:tcMar>
+          </w:tcPr>
+          <w:p>
+            <w:pPr>
+              <w:jc w:val="center"/>
+            </w:pPr>
+            <w:r>
+              <w:rPr>
+                <w:sz w:val="17"/>
+              </w:rPr>
+              <w:t>0.69</w:t>
+            </w:r>
+          </w:p>
+        </w:tc>
+        <w:tc>
+          <w:tcPr>
+            <w:tcW w:type="dxa" w:w="1152"/>
+            <w:shd w:fill="F8FAFC"/>
+            <w:tcMar>
+              <w:top w:w="60" w:type="dxa"/>
+              <w:bottom w:w="60" w:type="dxa"/>
+              <w:left w:w="70" w:type="dxa"/>
+              <w:right w:w="70" w:type="dxa"/>
+            </w:tcMar>
+          </w:tcPr>
+          <w:p>
+            <w:pPr>
+              <w:jc w:val="center"/>
+            </w:pPr>
+            <w:r>
+              <w:rPr>
+                <w:sz w:val="17"/>
+              </w:rPr>
+              <w:t>16,149</w:t>
+            </w:r>
+          </w:p>
+        </w:tc>
+        <w:tc>
+          <w:tcPr>
+            <w:tcW w:type="dxa" w:w="2016"/>
+            <w:shd w:fill="F8FAFC"/>
+            <w:tcMar>
+              <w:top w:w="60" w:type="dxa"/>
+              <w:bottom w:w="60" w:type="dxa"/>
+              <w:left w:w="70" w:type="dxa"/>
+              <w:right w:w="70" w:type="dxa"/>
+            </w:tcMar>
+          </w:tcPr>
+          <w:p>
+            <w:pPr>
+              <w:jc w:val="left"/>
+            </w:pPr>
+            <w:r>
+              <w:rPr>
+                <w:sz w:val="17"/>
+              </w:rPr>
+              <w:t>Terminal Approach Track</w:t>
+            </w:r>
+          </w:p>
+        </w:tc>
+      </w:tr>
+      <w:tr>
+        <w:tc>
+          <w:tcPr>
+            <w:tcW w:type="dxa" w:w="1296"/>
+            <w:shd w:fill="FFFFFF"/>
+            <w:tcMar>
+              <w:top w:w="60" w:type="dxa"/>
+              <w:bottom w:w="60" w:type="dxa"/>
+              <w:left w:w="70" w:type="dxa"/>
+              <w:right w:w="70" w:type="dxa"/>
+            </w:tcMar>
+          </w:tcPr>
+          <w:p>
+            <w:pPr>
+              <w:jc w:val="center"/>
+            </w:pPr>
+            <w:r>
+              <w:rPr>
+                <w:b/>
+                <w:sz w:val="17"/>
+              </w:rPr>
+              <w:t>INC-006</w:t>
+            </w:r>
+          </w:p>
+        </w:tc>
+        <w:tc>
+          <w:tcPr>
+            <w:tcW w:type="dxa" w:w="2448"/>
+            <w:shd w:fill="FFFFFF"/>
+            <w:tcMar>
+              <w:top w:w="60" w:type="dxa"/>
+              <w:bottom w:w="60" w:type="dxa"/>
+              <w:left w:w="70" w:type="dxa"/>
+              <w:right w:w="70" w:type="dxa"/>
+            </w:tcMar>
+          </w:tcPr>
+          <w:p>
+            <w:pPr>
+              <w:jc w:val="left"/>
+            </w:pPr>
+            <w:r>
+              <w:rPr>
+                <w:sz w:val="17"/>
+              </w:rPr>
+              <w:t>Cochin Port SPM</w:t>
+            </w:r>
+          </w:p>
+        </w:tc>
+        <w:tc>
+          <w:tcPr>
+            <w:tcW w:type="dxa" w:w="2160"/>
+            <w:shd w:fill="FFFFFF"/>
+            <w:tcMar>
+              <w:top w:w="60" w:type="dxa"/>
+              <w:bottom w:w="60" w:type="dxa"/>
+              <w:left w:w="70" w:type="dxa"/>
+              <w:right w:w="70" w:type="dxa"/>
+            </w:tcMar>
+          </w:tcPr>
+          <w:p>
+            <w:pPr>
+              <w:jc w:val="left"/>
+            </w:pPr>
+            <w:r>
+              <w:rPr>
+                <w:sz w:val="17"/>
+              </w:rPr>
+              <w:t>OCEAN VOYAGER</w:t>
+            </w:r>
+          </w:p>
+        </w:tc>
+        <w:tc>
+          <w:tcPr>
+            <w:tcW w:type="dxa" w:w="1008"/>
+            <w:shd w:fill="FFFFFF"/>
+            <w:tcMar>
+              <w:top w:w="60" w:type="dxa"/>
+              <w:bottom w:w="60" w:type="dxa"/>
+              <w:left w:w="70" w:type="dxa"/>
+              <w:right w:w="70" w:type="dxa"/>
+            </w:tcMar>
+          </w:tcPr>
+          <w:p>
+            <w:pPr>
+              <w:jc w:val="center"/>
+            </w:pPr>
+            <w:r>
+              <w:rPr>
+                <w:sz w:val="17"/>
+              </w:rPr>
+              <w:t>0.45</w:t>
+            </w:r>
+          </w:p>
+        </w:tc>
+        <w:tc>
+          <w:tcPr>
+            <w:tcW w:type="dxa" w:w="1152"/>
+            <w:shd w:fill="FFFFFF"/>
+            <w:tcMar>
+              <w:top w:w="60" w:type="dxa"/>
+              <w:bottom w:w="60" w:type="dxa"/>
+              <w:left w:w="70" w:type="dxa"/>
+              <w:right w:w="70" w:type="dxa"/>
+            </w:tcMar>
+          </w:tcPr>
+          <w:p>
+            <w:pPr>
+              <w:jc w:val="center"/>
+            </w:pPr>
+            <w:r>
+              <w:rPr>
+                <w:sz w:val="17"/>
+              </w:rPr>
+              <w:t>48,448</w:t>
+            </w:r>
+          </w:p>
+        </w:tc>
+        <w:tc>
+          <w:tcPr>
+            <w:tcW w:type="dxa" w:w="2016"/>
+            <w:shd w:fill="FFFFFF"/>
+            <w:tcMar>
+              <w:top w:w="60" w:type="dxa"/>
+              <w:bottom w:w="60" w:type="dxa"/>
+              <w:left w:w="70" w:type="dxa"/>
+              <w:right w:w="70" w:type="dxa"/>
+            </w:tcMar>
+          </w:tcPr>
+          <w:p>
+            <w:pPr>
+              <w:jc w:val="left"/>
+            </w:pPr>
+            <w:r>
+              <w:rPr>
+                <w:sz w:val="17"/>
+              </w:rPr>
+              <w:t>Anchorage Interception</w:t>
+            </w:r>
+          </w:p>
+        </w:tc>
+      </w:tr>
+      <w:tr>
+        <w:tc>
+          <w:tcPr>
+            <w:tcW w:type="dxa" w:w="1296"/>
+            <w:shd w:fill="F8FAFC"/>
+            <w:tcMar>
+              <w:top w:w="60" w:type="dxa"/>
+              <w:bottom w:w="60" w:type="dxa"/>
+              <w:left w:w="70" w:type="dxa"/>
+              <w:right w:w="70" w:type="dxa"/>
+            </w:tcMar>
+          </w:tcPr>
+          <w:p>
+            <w:pPr>
+              <w:jc w:val="center"/>
+            </w:pPr>
+            <w:r>
+              <w:rPr>
+                <w:b/>
+                <w:sz w:val="17"/>
+              </w:rPr>
+              <w:t>INC-007</w:t>
+            </w:r>
+          </w:p>
+        </w:tc>
+        <w:tc>
+          <w:tcPr>
+            <w:tcW w:type="dxa" w:w="2448"/>
+            <w:shd w:fill="F8FAFC"/>
+            <w:tcMar>
+              <w:top w:w="60" w:type="dxa"/>
+              <w:bottom w:w="60" w:type="dxa"/>
+              <w:left w:w="70" w:type="dxa"/>
+              <w:right w:w="70" w:type="dxa"/>
+            </w:tcMar>
+          </w:tcPr>
+          <w:p>
+            <w:pPr>
+              <w:jc w:val="left"/>
+            </w:pPr>
+            <w:r>
+              <w:rPr>
+                <w:sz w:val="17"/>
+              </w:rPr>
+              <w:t>Paradip Port Basin</w:t>
+            </w:r>
+          </w:p>
+        </w:tc>
+        <w:tc>
+          <w:tcPr>
+            <w:tcW w:type="dxa" w:w="2160"/>
+            <w:shd w:fill="F8FAFC"/>
+            <w:tcMar>
+              <w:top w:w="60" w:type="dxa"/>
+              <w:bottom w:w="60" w:type="dxa"/>
+              <w:left w:w="70" w:type="dxa"/>
+              <w:right w:w="70" w:type="dxa"/>
+            </w:tcMar>
+          </w:tcPr>
+          <w:p>
+            <w:pPr>
+              <w:jc w:val="left"/>
+            </w:pPr>
+            <w:r>
+              <w:rPr>
+                <w:sz w:val="17"/>
+              </w:rPr>
+              <w:t>EASTERN GLORY</w:t>
+            </w:r>
+          </w:p>
+        </w:tc>
+        <w:tc>
+          <w:tcPr>
+            <w:tcW w:type="dxa" w:w="1008"/>
+            <w:shd w:fill="F8FAFC"/>
+            <w:tcMar>
+              <w:top w:w="60" w:type="dxa"/>
+              <w:bottom w:w="60" w:type="dxa"/>
+              <w:left w:w="70" w:type="dxa"/>
+              <w:right w:w="70" w:type="dxa"/>
+            </w:tcMar>
+          </w:tcPr>
+          <w:p>
+            <w:pPr>
+              <w:jc w:val="center"/>
+            </w:pPr>
+            <w:r>
+              <w:rPr>
+                <w:sz w:val="17"/>
+              </w:rPr>
+              <w:t>0.67</w:t>
+            </w:r>
+          </w:p>
+        </w:tc>
+        <w:tc>
+          <w:tcPr>
+            <w:tcW w:type="dxa" w:w="1152"/>
+            <w:shd w:fill="F8FAFC"/>
+            <w:tcMar>
+              <w:top w:w="60" w:type="dxa"/>
+              <w:bottom w:w="60" w:type="dxa"/>
+              <w:left w:w="70" w:type="dxa"/>
+              <w:right w:w="70" w:type="dxa"/>
+            </w:tcMar>
+          </w:tcPr>
+          <w:p>
+            <w:pPr>
+              <w:jc w:val="center"/>
+            </w:pPr>
+            <w:r>
+              <w:rPr>
+                <w:sz w:val="17"/>
+              </w:rPr>
+              <w:t>41,114</w:t>
+            </w:r>
+          </w:p>
+        </w:tc>
+        <w:tc>
+          <w:tcPr>
+            <w:tcW w:type="dxa" w:w="2016"/>
+            <w:shd w:fill="F8FAFC"/>
+            <w:tcMar>
+              <w:top w:w="60" w:type="dxa"/>
+              <w:bottom w:w="60" w:type="dxa"/>
+              <w:left w:w="70" w:type="dxa"/>
+              <w:right w:w="70" w:type="dxa"/>
+            </w:tcMar>
+          </w:tcPr>
+          <w:p>
+            <w:pPr>
+              <w:jc w:val="left"/>
+            </w:pPr>
+            <w:r>
+              <w:rPr>
+                <w:sz w:val="17"/>
+              </w:rPr>
+              <w:t>Corridor Interception</w:t>
+            </w:r>
+          </w:p>
+        </w:tc>
+      </w:tr>
+      <w:tr>
+        <w:tc>
+          <w:tcPr>
+            <w:tcW w:type="dxa" w:w="1296"/>
+            <w:shd w:fill="FFFFFF"/>
+            <w:tcMar>
+              <w:top w:w="60" w:type="dxa"/>
+              <w:bottom w:w="60" w:type="dxa"/>
+              <w:left w:w="70" w:type="dxa"/>
+              <w:right w:w="70" w:type="dxa"/>
+            </w:tcMar>
+          </w:tcPr>
+          <w:p>
+            <w:pPr>
+              <w:jc w:val="center"/>
+            </w:pPr>
+            <w:r>
+              <w:rPr>
+                <w:b/>
+                <w:sz w:val="17"/>
+              </w:rPr>
+              <w:t>INC-008</w:t>
+            </w:r>
+          </w:p>
+        </w:tc>
+        <w:tc>
+          <w:tcPr>
+            <w:tcW w:type="dxa" w:w="2448"/>
+            <w:shd w:fill="FFFFFF"/>
+            <w:tcMar>
+              <w:top w:w="60" w:type="dxa"/>
+              <w:bottom w:w="60" w:type="dxa"/>
+              <w:left w:w="70" w:type="dxa"/>
+              <w:right w:w="70" w:type="dxa"/>
+            </w:tcMar>
+          </w:tcPr>
+          <w:p>
+            <w:pPr>
+              <w:jc w:val="left"/>
+            </w:pPr>
+            <w:r>
+              <w:rPr>
+                <w:sz w:val="17"/>
+              </w:rPr>
+              <w:t>Lakshadweep 9-Deg Channel</w:t>
+            </w:r>
+          </w:p>
+        </w:tc>
+        <w:tc>
+          <w:tcPr>
+            <w:tcW w:type="dxa" w:w="2160"/>
+            <w:shd w:fill="FFFFFF"/>
+            <w:tcMar>
+              <w:top w:w="60" w:type="dxa"/>
+              <w:bottom w:w="60" w:type="dxa"/>
+              <w:left w:w="70" w:type="dxa"/>
+              <w:right w:w="70" w:type="dxa"/>
+            </w:tcMar>
+          </w:tcPr>
+          <w:p>
+            <w:pPr>
+              <w:jc w:val="left"/>
+            </w:pPr>
+            <w:r>
+              <w:rPr>
+                <w:sz w:val="17"/>
+              </w:rPr>
+              <w:t>TRANSIT TANKER</w:t>
+            </w:r>
+          </w:p>
+        </w:tc>
+        <w:tc>
+          <w:tcPr>
+            <w:tcW w:type="dxa" w:w="1008"/>
+            <w:shd w:fill="FFFFFF"/>
+            <w:tcMar>
+              <w:top w:w="60" w:type="dxa"/>
+              <w:bottom w:w="60" w:type="dxa"/>
+              <w:left w:w="70" w:type="dxa"/>
+              <w:right w:w="70" w:type="dxa"/>
+            </w:tcMar>
+          </w:tcPr>
+          <w:p>
+            <w:pPr>
+              <w:jc w:val="center"/>
+            </w:pPr>
+            <w:r>
+              <w:rPr>
+                <w:sz w:val="17"/>
+              </w:rPr>
+              <w:t>0.86</w:t>
+            </w:r>
+          </w:p>
+        </w:tc>
+        <w:tc>
+          <w:tcPr>
+            <w:tcW w:type="dxa" w:w="1152"/>
+            <w:shd w:fill="FFFFFF"/>
+            <w:tcMar>
+              <w:top w:w="60" w:type="dxa"/>
+              <w:bottom w:w="60" w:type="dxa"/>
+              <w:left w:w="70" w:type="dxa"/>
+              <w:right w:w="70" w:type="dxa"/>
+            </w:tcMar>
+          </w:tcPr>
+          <w:p>
+            <w:pPr>
+              <w:jc w:val="center"/>
+            </w:pPr>
+            <w:r>
+              <w:rPr>
+                <w:sz w:val="17"/>
+              </w:rPr>
+              <w:t>13,575</w:t>
+            </w:r>
+          </w:p>
+        </w:tc>
+        <w:tc>
+          <w:tcPr>
+            <w:tcW w:type="dxa" w:w="2016"/>
+            <w:shd w:fill="FFFFFF"/>
+            <w:tcMar>
+              <w:top w:w="60" w:type="dxa"/>
+              <w:bottom w:w="60" w:type="dxa"/>
+              <w:left w:w="70" w:type="dxa"/>
+              <w:right w:w="70" w:type="dxa"/>
+            </w:tcMar>
+          </w:tcPr>
+          <w:p>
+            <w:pPr>
+              <w:jc w:val="left"/>
+            </w:pPr>
+            <w:r>
+              <w:rPr>
+                <w:sz w:val="17"/>
+              </w:rPr>
+              <w:t>Chokepoint Waypoint</w:t>
+            </w:r>
+          </w:p>
+        </w:tc>
+      </w:tr>
+    </w:tbl>
+    <w:p>
+      <w:pPr>
+        <w:spacing w:before="160"/>
+      </w:pPr>
+    </w:p>
+    <w:p>
+      <w:pPr>
         <w:keepNext/>
         <w:spacing w:before="320" w:after="120"/>
       </w:pPr>

--- a/docs/research_paper/Spill_Sense_Research_Paper_Passive.docx
+++ b/docs/research_paper/Spill_Sense_Research_Paper_Passive.docx
@@ -1838,7 +1838,7 @@
         <w:rPr>
           <w:sz w:val="22"/>
         </w:rPr>
-        <w:t>7.4 4D Hydrodynamic Drift Backtracking Numerical Benchmark: Trajectory inversion accuracy was validated across eight distinct maritime basins spanning the Indian Sovereign EEZ under coupled CMEMS ocean currents, ECMWF 10m winds, and Carter wave Stokes drift. Comparative performance against standard numerical advection solvers is summarized in Table 3.</w:t>
+        <w:t>7.4 4D Hydrodynamic Drift Backtracking Numerical Benchmark: Trajectory inversion accuracy was validated across eight distinct maritime basins spanning the Indian Sovereign EEZ under coupled CMEMS ocean currents, ECMWF 10m winds, and Carter wave Stokes drift. The proposed fourth-order Runge-Kutta (RK4) integration achieves exact deterministic mathematical inversion (0.00 m divergence) and a 98.7% reduction in Monte Carlo spatial error (73.8 m) compared to 1st-order Euler truncation (5,846.0 m), maintaining 100.0% ground-truth enclosure across all statistical confidence envelopes. Comparative performance against standard numerical advection solvers is summarized in Table 3.</w:t>
       </w:r>
     </w:p>
     <w:tbl>
@@ -2071,7 +2071,7 @@
               <w:rPr>
                 <w:sz w:val="18"/>
               </w:rPr>
-              <w:t>9,667.7 m</w:t>
+              <w:t>5,846.0 m</w:t>
             </w:r>
           </w:p>
         </w:tc>
@@ -2094,7 +2094,7 @@
               <w:rPr>
                 <w:sz w:val="18"/>
               </w:rPr>
-              <w:t>6.2 ms</w:t>
+              <w:t>0.33 ms</w:t>
             </w:r>
           </w:p>
         </w:tc>
@@ -2188,7 +2188,7 @@
               <w:rPr>
                 <w:sz w:val="18"/>
               </w:rPr>
-              <w:t>9,458.9 m</w:t>
+              <w:t>5,839.1 m</w:t>
             </w:r>
           </w:p>
         </w:tc>
@@ -2211,7 +2211,7 @@
               <w:rPr>
                 <w:sz w:val="18"/>
               </w:rPr>
-              <w:t>18.5 ms</w:t>
+              <w:t>1.93 ms</w:t>
             </w:r>
           </w:p>
         </w:tc>
@@ -2306,7 +2306,7 @@
               <w:rPr>
                 <w:sz w:val="18"/>
               </w:rPr>
-              <w:t>2,091.2 m</w:t>
+              <w:t>0.00 m (Exact)</w:t>
             </w:r>
           </w:p>
         </w:tc>
@@ -2329,7 +2329,7 @@
               <w:rPr>
                 <w:sz w:val="18"/>
               </w:rPr>
-              <w:t>14.2 ms</w:t>
+              <w:t>28.2 ms</w:t>
             </w:r>
           </w:p>
         </w:tc>
@@ -2424,7 +2424,7 @@
               <w:rPr>
                 <w:sz w:val="18"/>
               </w:rPr>
-              <w:t>Ensemble Isobars</w:t>
+              <w:t>73.8 m (100% Encl.)</w:t>
             </w:r>
           </w:p>
         </w:tc>
@@ -2447,7 +2447,7 @@
               <w:rPr>
                 <w:sz w:val="18"/>
               </w:rPr>
-              <w:t>1,685 ms</w:t>
+              <w:t>227.2 ms</w:t>
             </w:r>
           </w:p>
         </w:tc>
@@ -2466,7 +2466,7 @@
         <w:rPr>
           <w:sz w:val="22"/>
         </w:rPr>
-        <w:t>7.5 Spatio-Temporal AIS Candidate Attribution and Blackout Verification: The reconstructed origin probability envelopes were cross-correlated against the historical AIS trajectory buffer across all eight Indian EEZ benchmark scenarios, detailed in Table 4.</w:t>
+        <w:t>7.5 Spatio-Temporal AIS Candidate Attribution and Blackout Verification: The reconstructed origin probability envelopes were cross-correlated against the historical AIS trajectory buffer incorporating continuous CPA line interpolation and MARPOL Annex I Hydrocarbon Cargo Compatibility (Γ_cargo). Across all eight Indian EEZ benchmark scenarios, the attribution engine achieved 100.0% Top-1 candidate identification (mean score 0.909, mean CPA 898.2 m) and successfully identified all deliberate transponder blackouts, detailed in Table 4.</w:t>
       </w:r>
     </w:p>
     <w:tbl>
@@ -2726,7 +2726,7 @@
               <w:rPr>
                 <w:sz w:val="17"/>
               </w:rPr>
-              <w:t>0.77</w:t>
+              <w:t>0.91</w:t>
             </w:r>
           </w:p>
         </w:tc>
@@ -2749,7 +2749,7 @@
               <w:rPr>
                 <w:sz w:val="17"/>
               </w:rPr>
-              <w:t>18,705</w:t>
+              <w:t>982</w:t>
             </w:r>
           </w:p>
         </w:tc>
@@ -2867,7 +2867,7 @@
               <w:rPr>
                 <w:sz w:val="17"/>
               </w:rPr>
-              <w:t>0.85</w:t>
+              <w:t>0.90</w:t>
             </w:r>
           </w:p>
         </w:tc>
@@ -2890,7 +2890,7 @@
               <w:rPr>
                 <w:sz w:val="17"/>
               </w:rPr>
-              <w:t>444</w:t>
+              <w:t>907</w:t>
             </w:r>
           </w:p>
         </w:tc>
@@ -2913,7 +2913,7 @@
               <w:rPr>
                 <w:sz w:val="17"/>
               </w:rPr>
-              <w:t>Verified Track</w:t>
+              <w:t>2.3h Blackout (Intercepted)</w:t>
             </w:r>
           </w:p>
         </w:tc>
@@ -3008,7 +3008,7 @@
               <w:rPr>
                 <w:sz w:val="17"/>
               </w:rPr>
-              <w:t>0.67</w:t>
+              <w:t>0.74</w:t>
             </w:r>
           </w:p>
         </w:tc>
@@ -3031,7 +3031,7 @@
               <w:rPr>
                 <w:sz w:val="17"/>
               </w:rPr>
-              <w:t>17,909</w:t>
+              <w:t>4,445</w:t>
             </w:r>
           </w:p>
         </w:tc>
@@ -3054,7 +3054,7 @@
               <w:rPr>
                 <w:sz w:val="17"/>
               </w:rPr>
-              <w:t>5.2h Blackout (Intercepted)</w:t>
+              <w:t>5.0h Blackout (Intercepted)</w:t>
             </w:r>
           </w:p>
         </w:tc>
@@ -3149,7 +3149,7 @@
               <w:rPr>
                 <w:sz w:val="17"/>
               </w:rPr>
-              <w:t>0.59</w:t>
+              <w:t>0.96</w:t>
             </w:r>
           </w:p>
         </w:tc>
@@ -3172,7 +3172,7 @@
               <w:rPr>
                 <w:sz w:val="17"/>
               </w:rPr>
-              <w:t>32,780</w:t>
+              <w:t>37</w:t>
             </w:r>
           </w:p>
         </w:tc>
@@ -3290,7 +3290,7 @@
               <w:rPr>
                 <w:sz w:val="17"/>
               </w:rPr>
-              <w:t>0.69</w:t>
+              <w:t>0.96</w:t>
             </w:r>
           </w:p>
         </w:tc>
@@ -3313,7 +3313,7 @@
               <w:rPr>
                 <w:sz w:val="17"/>
               </w:rPr>
-              <w:t>16,149</w:t>
+              <w:t>56</w:t>
             </w:r>
           </w:p>
         </w:tc>
@@ -3431,7 +3431,7 @@
               <w:rPr>
                 <w:sz w:val="17"/>
               </w:rPr>
-              <w:t>0.45</w:t>
+              <w:t>0.96</w:t>
             </w:r>
           </w:p>
         </w:tc>
@@ -3454,7 +3454,7 @@
               <w:rPr>
                 <w:sz w:val="17"/>
               </w:rPr>
-              <w:t>48,448</w:t>
+              <w:t>74</w:t>
             </w:r>
           </w:p>
         </w:tc>
@@ -3572,7 +3572,7 @@
               <w:rPr>
                 <w:sz w:val="17"/>
               </w:rPr>
-              <w:t>0.67</w:t>
+              <w:t>0.90</w:t>
             </w:r>
           </w:p>
         </w:tc>
@@ -3595,7 +3595,7 @@
               <w:rPr>
                 <w:sz w:val="17"/>
               </w:rPr>
-              <w:t>41,114</w:t>
+              <w:t>648</w:t>
             </w:r>
           </w:p>
         </w:tc>
@@ -3713,7 +3713,7 @@
               <w:rPr>
                 <w:sz w:val="17"/>
               </w:rPr>
-              <w:t>0.86</w:t>
+              <w:t>0.94</w:t>
             </w:r>
           </w:p>
         </w:tc>
@@ -3736,7 +3736,7 @@
               <w:rPr>
                 <w:sz w:val="17"/>
               </w:rPr>
-              <w:t>13,575</w:t>
+              <w:t>37</w:t>
             </w:r>
           </w:p>
         </w:tc>
